--- a/docs/19-storefront-user-manual.docx
+++ b/docs/19-storefront-user-manual.docx
@@ -417,7 +417,7 @@
         <w:t>Verify your account</w:t>
       </w:r>
       <w:r>
-        <w:t xml:space="preserve"> step with two boxes, one for a 6-digit code emailed to you and one texted to your phone. Enter both (in either order; "Resend code" is there if one doesn't arrive within a minute or so) and you're signed in automatically the moment the second one's confirmed. Both codes expire after 10 minutes.</w:t>
+        <w:t xml:space="preserve"> step with a single box for a 6-digit code emailed to you ("Resend code" is there if it doesn't arrive within a minute or so). Enter it and you're signed in automatically. The code expires after 10 minutes. (A phone verification step existed here previously but is temporarily switched off — SMS delivery isn't live yet — so your phone number is collected but not verified at signup.)</w:t>
       </w:r>
     </w:p>
     <w:p>
@@ -450,7 +450,7 @@
     </w:p>
     <w:p>
       <w:r>
-        <w:t xml:space="preserve">Enter your email or phone and password. If you signed up before finishing the email/phone verification above, you'll be sent straight back to that </w:t>
+        <w:t xml:space="preserve">Enter your email or phone and password. If you signed up before finishing the email verification above, you'll be sent straight back to that </w:t>
       </w:r>
       <w:r>
         <w:rPr>
@@ -1578,7 +1578,7 @@
         <w:t>"Received in Good Condition"</w:t>
       </w:r>
       <w:r>
-        <w:t xml:space="preserve"> stamp with the date you confirmed. Click </w:t>
+        <w:t xml:space="preserve"> stamp with the date and time you confirmed. Click </w:t>
       </w:r>
       <w:r>
         <w:rPr>
@@ -2263,7 +2263,7 @@
         <w:t>Notification Preferences</w:t>
       </w:r>
       <w:r>
-        <w:t xml:space="preserve">: toggle Order Updates (SMS), Order Updates (Email), Promotions &amp; Newsletter, and Push Notifications. (These save your preference; nothing sends on any of these toggles today — email and SMS delivery are only wired up for the verification codes you get at signup and for newsletter campaigns (see </w:t>
+        <w:t xml:space="preserve">: toggle Order Updates (SMS), Order Updates (Email), Promotions &amp; Newsletter, and Push Notifications. (These save your preference; nothing sends on any of these toggles today — email and SMS delivery are only wired up for the email verification code you get at signup and for newsletter campaigns (see </w:t>
       </w:r>
       <w:hyperlink r:id="rId36">
         <w:r>
@@ -2945,7 +2945,7 @@
           </w:tcPr>
           <w:p>
             <w:r>
-              <w:t>Password, 2FA, biometric/passkey, Google sign-in/sign-up, email+SMS verification at signup</w:t>
+              <w:t>Password, 2FA, biometric/passkey, Google sign-in/sign-up, email verification at signup (SMS verification coded but temporarily off — sandbox-only AT credentials)</w:t>
             </w:r>
           </w:p>
         </w:tc>
@@ -2955,7 +2955,7 @@
           </w:tcPr>
           <w:p>
             <w:r>
-              <w:t>Forgot/reset password, Facebook/Apple sign-in, linking a social login to an existing account</w:t>
+              <w:t>Forgot/reset password, Facebook/Apple sign-in, linking a social login to an existing account, restoring phone verification</w:t>
             </w:r>
           </w:p>
         </w:tc>

--- a/docs/19-storefront-user-manual.docx
+++ b/docs/19-storefront-user-manual.docx
@@ -1296,7 +1296,7 @@
         <w:t>Shipping details</w:t>
       </w:r>
       <w:r>
-        <w:t xml:space="preserve"> — recipient name, phone, address, city, and any delivery notes.</w:t>
+        <w:t xml:space="preserve"> — recipient name, phone, address, city, and any delivery notes. As you type your city, the delivery-method prices below update live — shipping is priced by destination as well as method now (added this session, per ChrisPa's decision), so Kampala and upcountry addresses see different fees for the same method. An unrecognized/misspelled city is priced as upcountry (safer to overcharge shipping than undercharge it), and any delivery method the matched area doesn't offer shows greyed out and can't be selected.</w:t>
       </w:r>
     </w:p>
     <w:p>
@@ -1310,7 +1310,19 @@
         <w:t>Delivery method</w:t>
       </w:r>
       <w:r>
-        <w:t xml:space="preserve"> — Standard (free), Express (UGX 8,000), or Same-day within Kampala (UGX 12,000).</w:t>
+        <w:t xml:space="preserve"> — Standard, Express, or Same-day, each showing its real price for the city you just entered (Free/UGX amount, or "Unavailable" if not offered there). These figures are examples, not fixed: Kampala's Standard is free today, but an admin can change any zone's rates at any time from the back office — see </w:t>
+      </w:r>
+      <w:hyperlink r:id="rId24">
+        <w:r>
+          <w:rPr>
+            <w:color w:val="0563C1"/>
+            <w:u w:val="single"/>
+          </w:rPr>
+          <w:t xml:space="preserve">`16-user-and-administrator-procedures.md`</w:t>
+        </w:r>
+      </w:hyperlink>
+      <w:r>
+        <w:t>.</w:t>
       </w:r>
     </w:p>
     <w:p>
@@ -1370,7 +1382,7 @@
                     <pic:cNvPicPr/>
                   </pic:nvPicPr>
                   <pic:blipFill>
-                    <a:blip r:embed="rId24"/>
+                    <a:blip r:embed="rId25"/>
                     <a:stretch>
                       <a:fillRect/>
                     </a:stretch>
@@ -1461,7 +1473,7 @@
                     <pic:cNvPicPr/>
                   </pic:nvPicPr>
                   <pic:blipFill>
-                    <a:blip r:embed="rId25"/>
+                    <a:blip r:embed="rId26"/>
                     <a:stretch>
                       <a:fillRect/>
                     </a:stretch>
@@ -1619,7 +1631,7 @@
                     <pic:cNvPicPr/>
                   </pic:nvPicPr>
                   <pic:blipFill>
-                    <a:blip r:embed="rId26"/>
+                    <a:blip r:embed="rId27"/>
                     <a:stretch>
                       <a:fillRect/>
                     </a:stretch>
@@ -1692,7 +1704,7 @@
                     <pic:cNvPicPr/>
                   </pic:nvPicPr>
                   <pic:blipFill>
-                    <a:blip r:embed="rId27"/>
+                    <a:blip r:embed="rId28"/>
                     <a:stretch>
                       <a:fillRect/>
                     </a:stretch>
@@ -1751,7 +1763,7 @@
                     <pic:cNvPicPr/>
                   </pic:nvPicPr>
                   <pic:blipFill>
-                    <a:blip r:embed="rId28"/>
+                    <a:blip r:embed="rId29"/>
                     <a:stretch>
                       <a:fillRect/>
                     </a:stretch>
@@ -1815,7 +1827,7 @@
                     <pic:cNvPicPr/>
                   </pic:nvPicPr>
                   <pic:blipFill>
-                    <a:blip r:embed="rId29"/>
+                    <a:blip r:embed="rId30"/>
                     <a:stretch>
                       <a:fillRect/>
                     </a:stretch>
@@ -1879,7 +1891,7 @@
                     <pic:cNvPicPr/>
                   </pic:nvPicPr>
                   <pic:blipFill>
-                    <a:blip r:embed="rId30"/>
+                    <a:blip r:embed="rId31"/>
                     <a:stretch>
                       <a:fillRect/>
                     </a:stretch>
@@ -1943,7 +1955,7 @@
                     <pic:cNvPicPr/>
                   </pic:nvPicPr>
                   <pic:blipFill>
-                    <a:blip r:embed="rId31"/>
+                    <a:blip r:embed="rId32"/>
                     <a:stretch>
                       <a:fillRect/>
                     </a:stretch>
@@ -2007,7 +2019,7 @@
                     <pic:cNvPicPr/>
                   </pic:nvPicPr>
                   <pic:blipFill>
-                    <a:blip r:embed="rId32"/>
+                    <a:blip r:embed="rId33"/>
                     <a:stretch>
                       <a:fillRect/>
                     </a:stretch>
@@ -2080,7 +2092,7 @@
                     <pic:cNvPicPr/>
                   </pic:nvPicPr>
                   <pic:blipFill>
-                    <a:blip r:embed="rId33"/>
+                    <a:blip r:embed="rId34"/>
                     <a:stretch>
                       <a:fillRect/>
                     </a:stretch>
@@ -2153,7 +2165,7 @@
                     <pic:cNvPicPr/>
                   </pic:nvPicPr>
                   <pic:blipFill>
-                    <a:blip r:embed="rId34"/>
+                    <a:blip r:embed="rId35"/>
                     <a:stretch>
                       <a:fillRect/>
                     </a:stretch>
@@ -2211,7 +2223,7 @@
       <w:r>
         <w:t xml:space="preserve">: register your device's fingerprint/face unlock or a security key for passwordless sign-in (see </w:t>
       </w:r>
-      <w:hyperlink r:id="rId35">
+      <w:hyperlink r:id="rId36">
         <w:r>
           <w:rPr>
             <w:color w:val="0563C1"/>
@@ -2265,7 +2277,7 @@
       <w:r>
         <w:t xml:space="preserve">: toggle Order Updates (SMS), Order Updates (Email), Promotions &amp; Newsletter, and Push Notifications. (These save your preference; nothing sends on any of these toggles today — email and SMS delivery are only wired up for the email verification code you get at signup and for newsletter campaigns (see </w:t>
       </w:r>
-      <w:hyperlink r:id="rId36">
+      <w:hyperlink r:id="rId37">
         <w:r>
           <w:rPr>
             <w:color w:val="0563C1"/>
@@ -2349,7 +2361,7 @@
                     <pic:cNvPicPr/>
                   </pic:nvPicPr>
                   <pic:blipFill>
-                    <a:blip r:embed="rId37"/>
+                    <a:blip r:embed="rId38"/>
                     <a:stretch>
                       <a:fillRect/>
                     </a:stretch>
@@ -2458,7 +2470,7 @@
                     <pic:cNvPicPr/>
                   </pic:nvPicPr>
                   <pic:blipFill>
-                    <a:blip r:embed="rId38"/>
+                    <a:blip r:embed="rId39"/>
                     <a:stretch>
                       <a:fillRect/>
                     </a:stretch>
@@ -2499,7 +2511,7 @@
       <w:r>
         <w:t xml:space="preserve"> — real, clickable links to ChrisPa's social media accounts (Instagram, Facebook, TikTok, WhatsApp, and whatever else ChrisPa adds) appear here, in the footer on every page, and on every newsletter you get (email and in-app — see </w:t>
       </w:r>
-      <w:hyperlink r:id="rId36">
+      <w:hyperlink r:id="rId37">
         <w:r>
           <w:rPr>
             <w:color w:val="0563C1"/>
@@ -2531,7 +2543,7 @@
       <w:r>
         <w:t xml:space="preserve"> button. Enter your email and submit to be added to ChrisPa's mailing list; there's no confirmation email sent, just an inline "Subscribed — thank you!" once it goes through. When ChrisPa's team sends a campaign to that list, you'll get it by email, and — if the email you subscribed with matches your ChrisPa account — as an in-app notification too (see </w:t>
       </w:r>
-      <w:hyperlink r:id="rId36">
+      <w:hyperlink r:id="rId37">
         <w:r>
           <w:rPr>
             <w:color w:val="0563C1"/>
@@ -2572,7 +2584,7 @@
       <w:r>
         <w:t xml:space="preserve"> Google in the first place, which already works (see </w:t>
       </w:r>
-      <w:hyperlink r:id="rId39">
+      <w:hyperlink r:id="rId40">
         <w:r>
           <w:rPr>
             <w:color w:val="0563C1"/>
@@ -2613,7 +2625,7 @@
                     <pic:cNvPicPr/>
                   </pic:nvPicPr>
                   <pic:blipFill>
-                    <a:blip r:embed="rId40"/>
+                    <a:blip r:embed="rId41"/>
                     <a:stretch>
                       <a:fillRect/>
                     </a:stretch>
@@ -2715,7 +2727,7 @@
                     <pic:cNvPicPr/>
                   </pic:nvPicPr>
                   <pic:blipFill>
-                    <a:blip r:embed="rId41"/>
+                    <a:blip r:embed="rId42"/>
                     <a:stretch>
                       <a:fillRect/>
                     </a:stretch>
@@ -2836,7 +2848,7 @@
                     <pic:cNvPicPr/>
                   </pic:nvPicPr>
                   <pic:blipFill>
-                    <a:blip r:embed="rId42"/>
+                    <a:blip r:embed="rId43"/>
                     <a:stretch>
                       <a:fillRect/>
                     </a:stretch>
